--- a/revisi web.docx
+++ b/revisi web.docx
@@ -95,6 +95,15 @@
       <w:r>
         <w:t xml:space="preserve">Update projek </w:t>
       </w:r>
+      <w:r>
+        <w:t>(OCR,Faktur</w:t>
+      </w:r>
+      <w:r>
+        <w:t>,slime</w:t>
+      </w:r>
+      <w:r>
+        <w:t>,rename</w:t>
+      </w:r>
     </w:p>
     <w:p>
       <w:pPr>
@@ -106,6 +115,9 @@
       </w:pPr>
       <w:r>
         <w:t>Update pengalaman</w:t>
+      </w:r>
+      <w:r>
+        <w:t xml:space="preserve"> (maganghub</w:t>
       </w:r>
     </w:p>
     <w:sectPr>

--- a/revisi web.docx
+++ b/revisi web.docx
@@ -81,18 +81,6 @@
         </w:numPr>
       </w:pPr>
       <w:r>
-        <w:t>tambahkan menu sertiftambahkan menu sertif</w:t>
-      </w:r>
-    </w:p>
-    <w:p>
-      <w:pPr>
-        <w:pStyle w:val="ListParagraph"/>
-        <w:numPr>
-          <w:ilvl w:val="0"/>
-          <w:numId w:val="1"/>
-        </w:numPr>
-      </w:pPr>
-      <w:r>
         <w:t xml:space="preserve">Update projek </w:t>
       </w:r>
       <w:r>
@@ -118,6 +106,18 @@
       </w:r>
       <w:r>
         <w:t xml:space="preserve"> (maganghub</w:t>
+      </w:r>
+    </w:p>
+    <w:p>
+      <w:pPr>
+        <w:pStyle w:val="ListParagraph"/>
+        <w:numPr>
+          <w:ilvl w:val="0"/>
+          <w:numId w:val="1"/>
+        </w:numPr>
+      </w:pPr>
+      <w:r>
+        <w:t>Di  experience nanti ada menu tambahan untuk detail tiap experience. Lalu ada foto2 juga</w:t>
       </w:r>
     </w:p>
     <w:sectPr>
